--- a/抽離教學_數學/高一數學/IEP第8-9點_高一數學_26-27下學期_融合班通用草稿.docx
+++ b/抽離教學_數學/高一數學/IEP第8-9點_高一數學_26-27下學期_融合班通用草稿.docx
@@ -1480,16 +1480,13 @@
               <w:rPr>
                 <w:rFonts w:hint="eastAsia"/>
               </w:rPr>
-              <w:t xml:space="preserve">2026/09 </w:t>
-            </w:r>
-            <w:r>
-              <w:t>–</w:t>
-            </w:r>
+              <w:t>2026/09 – 2027/06</w:t>
+            </w:r>
+            <w:r/>
             <w:r>
               <w:rPr>
                 <w:rFonts w:hint="eastAsia"/>
               </w:rPr>
-              <w:t xml:space="preserve"> 2027/07</w:t>
             </w:r>
           </w:p>
         </w:tc>
@@ -7186,16 +7183,13 @@
               <w:rPr>
                 <w:rFonts w:hint="eastAsia"/>
               </w:rPr>
-              <w:t xml:space="preserve">2027/02 </w:t>
-            </w:r>
-            <w:r>
-              <w:t>–</w:t>
-            </w:r>
+              <w:t>2027/03 – 2027/03</w:t>
+            </w:r>
+            <w:r/>
             <w:r>
               <w:rPr>
                 <w:rFonts w:hint="eastAsia"/>
               </w:rPr>
-              <w:t xml:space="preserve"> 2027/03</w:t>
             </w:r>
           </w:p>
         </w:tc>
@@ -7385,16 +7379,13 @@
               <w:rPr>
                 <w:rFonts w:hint="eastAsia"/>
               </w:rPr>
-              <w:t xml:space="preserve">2027/03 </w:t>
-            </w:r>
-            <w:r>
-              <w:t>–</w:t>
-            </w:r>
+              <w:t>2027/03 – 2027/04</w:t>
+            </w:r>
+            <w:r/>
             <w:r>
               <w:rPr>
                 <w:rFonts w:hint="eastAsia"/>
               </w:rPr>
-              <w:t xml:space="preserve"> 2027/03</w:t>
             </w:r>
           </w:p>
         </w:tc>
@@ -7816,16 +7807,13 @@
               <w:rPr>
                 <w:rFonts w:hint="eastAsia"/>
               </w:rPr>
-              <w:t xml:space="preserve">2027/04 </w:t>
-            </w:r>
-            <w:r>
-              <w:t>–</w:t>
-            </w:r>
+              <w:t>2027/05 – 2027/05</w:t>
+            </w:r>
+            <w:r/>
             <w:r>
               <w:rPr>
                 <w:rFonts w:hint="eastAsia"/>
               </w:rPr>
-              <w:t xml:space="preserve"> 2027/05</w:t>
             </w:r>
           </w:p>
         </w:tc>
@@ -8022,16 +8010,13 @@
               <w:rPr>
                 <w:rFonts w:hint="eastAsia"/>
               </w:rPr>
-              <w:t xml:space="preserve">2027/04 </w:t>
-            </w:r>
-            <w:r>
-              <w:t>–</w:t>
-            </w:r>
+              <w:t>2027/05 – 2027/05</w:t>
+            </w:r>
+            <w:r/>
             <w:r>
               <w:rPr>
                 <w:rFonts w:hint="eastAsia"/>
               </w:rPr>
-              <w:t xml:space="preserve"> 2027/05</w:t>
             </w:r>
           </w:p>
         </w:tc>
@@ -8169,16 +8154,13 @@
               <w:rPr>
                 <w:rFonts w:hint="eastAsia"/>
               </w:rPr>
-              <w:t xml:space="preserve">2027/05 </w:t>
-            </w:r>
-            <w:r>
-              <w:t>–</w:t>
-            </w:r>
+              <w:t>2027/05 – 2027/06</w:t>
+            </w:r>
+            <w:r/>
             <w:r>
               <w:rPr>
                 <w:rFonts w:hint="eastAsia"/>
               </w:rPr>
-              <w:t xml:space="preserve"> 2027/05</w:t>
             </w:r>
           </w:p>
         </w:tc>
@@ -8322,16 +8304,13 @@
               <w:rPr>
                 <w:rFonts w:hint="eastAsia"/>
               </w:rPr>
-              <w:t xml:space="preserve">2027/05 </w:t>
-            </w:r>
-            <w:r>
-              <w:t>–</w:t>
-            </w:r>
+              <w:t>2027/05 – 2027/06</w:t>
+            </w:r>
+            <w:r/>
             <w:r>
               <w:rPr>
                 <w:rFonts w:hint="eastAsia"/>
               </w:rPr>
-              <w:t xml:space="preserve"> 2027/05</w:t>
             </w:r>
           </w:p>
         </w:tc>
@@ -8767,16 +8746,13 @@
               <w:rPr>
                 <w:rFonts w:hint="eastAsia"/>
               </w:rPr>
-              <w:t xml:space="preserve">2027/06 </w:t>
-            </w:r>
-            <w:r>
-              <w:t>–</w:t>
-            </w:r>
+              <w:t>2027/06 – 2027/06</w:t>
+            </w:r>
+            <w:r/>
             <w:r>
               <w:rPr>
                 <w:rFonts w:hint="eastAsia"/>
               </w:rPr>
-              <w:t xml:space="preserve"> 2027/07</w:t>
             </w:r>
           </w:p>
         </w:tc>
